--- a/static/downloads/es/docx/layer-0/invariants-register.docx
+++ b/static/downloads/es/docx/layer-0/invariants-register.docx
@@ -87,7 +87,7 @@
         <w:t xml:space="preserve"> </w:t>
       </w:r>
       <w:r>
-        <w:t xml:space="preserve">2026-06-26</w:t>
+        <w:t xml:space="preserve">2026-07-07</w:t>
       </w:r>
     </w:p>
     <w:p>
@@ -238,10 +238,10 @@
     </w:p>
     <w:p>
       <w:pPr>
-        <w:pStyle w:val="BlockText"/>
-      </w:pPr>
-      <w:r>
-        <w:t xml:space="preserve">Las invariantes son restricciones que NO DEBEN ser violadas mientras estén en vigor. Ninguna decisión, rol, proceso o medida de emergencia puede anular una invariante. Si surge un conflicto entre una invariante y cualquier otra regla, la invariante prevalece.</w:t>
+        <w:pStyle w:val="FirstParagraph"/>
+      </w:pPr>
+      <w:r>
+        <w:t xml:space="preserve">&gt; Las invariantes son restricciones que NO DEBEN ser violadas mientras estén en vigor. Ninguna decisión, rol, proceso o medida de emergencia puede anular una invariante. Si surge un conflicto entre una invariante y cualquier otra regla, la invariante prevalece.</w:t>
       </w:r>
     </w:p>
     <w:p>
@@ -411,8 +411,14 @@
     </w:p>
     <w:p>
       <w:pPr>
-        <w:pStyle w:val="BlockText"/>
-      </w:pPr>
+        <w:pStyle w:val="BodyText"/>
+      </w:pPr>
+      <w:r>
+        <w:t xml:space="preserve">&gt;</w:t>
+      </w:r>
+      <w:r>
+        <w:t xml:space="preserve"> </w:t>
+      </w:r>
       <w:r>
         <w:rPr>
           <w:b/>
@@ -420,19 +426,29 @@
         </w:rPr>
         <w:t xml:space="preserve">Justificación — ¿Por qué las invariantes no pueden ser anuladas</w:t>
       </w:r>
+      <w:r>
+        <w:t xml:space="preserve"> </w:t>
+      </w:r>
+      <w:r>
+        <w:t xml:space="preserve">&gt;</w:t>
+      </w:r>
+      <w:r>
+        <w:t xml:space="preserve"> </w:t>
+      </w:r>
+      <w:r>
+        <w:t xml:space="preserve">&gt; Las invariantes son el piso firme del sistema — aquello que debe mantenerse verdadero incluso bajo presión, emergencia o votación popular. Si cualquier decisión, rol o medida de crisis pudiera anularlas, dejarían de ser restricciones y se convertirían en preferencias. Enumerarlas explícitamente y vincularlas a todas las capas es lo que hace que el sistema de gobernanza sea confiable bajo estrés, no solo en días tranquilos.</w:t>
+      </w:r>
     </w:p>
     <w:p>
       <w:pPr>
-        <w:pStyle w:val="BlockText"/>
-      </w:pPr>
-      <w:r>
-        <w:t xml:space="preserve">Las invariantes son el piso firme del sistema — aquello que debe mantenerse verdadero incluso bajo presión, emergencia o votación popular. Si cualquier decisión, rol o medida de crisis pudiera anularlas, dejarían de ser restricciones y se convertirían en preferencias. Enumerarlas explícitamente y vincularlas a todas las capas es lo que hace que el sistema de gobernanza sea confiable bajo estrés, no solo en días tranquilos.</w:t>
-      </w:r>
-    </w:p>
-    <w:p>
-      <w:pPr>
-        <w:pStyle w:val="BlockText"/>
-      </w:pPr>
+        <w:pStyle w:val="BodyText"/>
+      </w:pPr>
+      <w:r>
+        <w:t xml:space="preserve">&gt;</w:t>
+      </w:r>
+      <w:r>
+        <w:t xml:space="preserve"> </w:t>
+      </w:r>
       <w:r>
         <w:rPr>
           <w:b/>
@@ -440,13 +456,17 @@
         </w:rPr>
         <w:t xml:space="preserve">Instrucciones — Cómo completar esto</w:t>
       </w:r>
-    </w:p>
-    <w:p>
-      <w:pPr>
-        <w:pStyle w:val="BlockText"/>
-      </w:pPr>
-      <w:r>
-        <w:t xml:space="preserve">Cada invariante es una restricción firme. Mantenlas pocas, específicas y absolutas — formuladas de modo que cualquier violación sea inequívocamente identificable. Categorías comunes: protección del propósito, trazabilidad de la autoridad, derechos de salida, neutralidad ideológica, no-extracción, primacía de la seguridad.</w:t>
+      <w:r>
+        <w:t xml:space="preserve"> </w:t>
+      </w:r>
+      <w:r>
+        <w:t xml:space="preserve">&gt;</w:t>
+      </w:r>
+      <w:r>
+        <w:t xml:space="preserve"> </w:t>
+      </w:r>
+      <w:r>
+        <w:t xml:space="preserve">&gt; Cada invariante es una restricción firme. Mantenlas pocas, específicas y absolutas — formuladas de modo que cualquier violación sea inequívocamente identificable. Categorías comunes: protección del propósito, trazabilidad de la autoridad, derechos de salida, neutralidad ideológica, no-extracción, primacía de la seguridad.</w:t>
       </w:r>
     </w:p>
     <w:tbl>
@@ -543,6 +563,9 @@
             <w:pPr>
               <w:pStyle w:val="Compact"/>
             </w:pPr>
+            <w:r>
+              <w:t xml:space="preserve">&lt;AAAA-MM-DD&gt;</w:t>
+            </w:r>
           </w:p>
         </w:tc>
         <w:tc>
@@ -590,6 +613,9 @@
             <w:pPr>
               <w:pStyle w:val="Compact"/>
             </w:pPr>
+            <w:r>
+              <w:t xml:space="preserve">&lt;AAAA-MM-DD&gt;</w:t>
+            </w:r>
           </w:p>
         </w:tc>
         <w:tc>
@@ -637,6 +663,9 @@
             <w:pPr>
               <w:pStyle w:val="Compact"/>
             </w:pPr>
+            <w:r>
+              <w:t xml:space="preserve">&lt;AAAA-MM-DD&gt;</w:t>
+            </w:r>
           </w:p>
         </w:tc>
         <w:tc>
@@ -684,6 +713,9 @@
             <w:pPr>
               <w:pStyle w:val="Compact"/>
             </w:pPr>
+            <w:r>
+              <w:t xml:space="preserve">&lt;AAAA-MM-DD&gt;</w:t>
+            </w:r>
           </w:p>
         </w:tc>
         <w:tc>
@@ -731,6 +763,9 @@
             <w:pPr>
               <w:pStyle w:val="Compact"/>
             </w:pPr>
+            <w:r>
+              <w:t xml:space="preserve">&lt;AAAA-MM-DD&gt;</w:t>
+            </w:r>
           </w:p>
         </w:tc>
         <w:tc>
@@ -778,6 +813,9 @@
             <w:pPr>
               <w:pStyle w:val="Compact"/>
             </w:pPr>
+            <w:r>
+              <w:t xml:space="preserve">&lt;AAAA-MM-DD&gt;</w:t>
+            </w:r>
           </w:p>
         </w:tc>
         <w:tc>
@@ -827,6 +865,9 @@
       </w:r>
       <w:r>
         <w:t xml:space="preserve"> </w:t>
+      </w:r>
+      <w:r>
+        <w:t xml:space="preserve">&lt;AAAA-MM-DD&gt;</w:t>
       </w:r>
     </w:p>
     <w:p>

--- a/static/downloads/es/docx/layer-0/invariants-register.docx
+++ b/static/downloads/es/docx/layer-0/invariants-register.docx
@@ -87,7 +87,7 @@
         <w:t xml:space="preserve"> </w:t>
       </w:r>
       <w:r>
-        <w:t xml:space="preserve">2026-07-07</w:t>
+        <w:t xml:space="preserve">2026-08-31</w:t>
       </w:r>
     </w:p>
     <w:p>
